--- a/Report/Perch_figures/Forsmark_bayesian_p_prop_zero.docx
+++ b/Report/Perch_figures/Forsmark_bayesian_p_prop_zero.docx
@@ -240,7 +240,7 @@
                 <w:szCs w:val="22"/>
                 <w:color w:val="000000"/>
               </w:rPr>
-              <w:t xml:space="preserve">1.00</w:t>
+              <w:t xml:space="preserve">0.99</w:t>
             </w:r>
           </w:p>
         </w:tc>
@@ -352,7 +352,7 @@
                 <w:szCs w:val="22"/>
                 <w:color w:val="000000"/>
               </w:rPr>
-              <w:t xml:space="preserve">0.02</w:t>
+              <w:t xml:space="preserve">0.00</w:t>
             </w:r>
           </w:p>
         </w:tc>
@@ -464,7 +464,7 @@
                 <w:szCs w:val="22"/>
                 <w:color w:val="000000"/>
               </w:rPr>
-              <w:t xml:space="preserve">0.25</w:t>
+              <w:t xml:space="preserve">0.73</w:t>
             </w:r>
           </w:p>
         </w:tc>
@@ -576,7 +576,7 @@
                 <w:szCs w:val="22"/>
                 <w:color w:val="000000"/>
               </w:rPr>
-              <w:t xml:space="preserve">0.72</w:t>
+              <w:t xml:space="preserve">0.59</w:t>
             </w:r>
           </w:p>
         </w:tc>
@@ -688,7 +688,7 @@
                 <w:szCs w:val="22"/>
                 <w:color w:val="000000"/>
               </w:rPr>
-              <w:t xml:space="preserve">0.87</w:t>
+              <w:t xml:space="preserve">0.79</w:t>
             </w:r>
           </w:p>
         </w:tc>
@@ -800,7 +800,7 @@
                 <w:szCs w:val="22"/>
                 <w:color w:val="000000"/>
               </w:rPr>
-              <w:t xml:space="preserve">0.68</w:t>
+              <w:t xml:space="preserve">0.88</w:t>
             </w:r>
           </w:p>
         </w:tc>

--- a/Report/Perch_figures/Forsmark_bayesian_p_prop_zero.docx
+++ b/Report/Perch_figures/Forsmark_bayesian_p_prop_zero.docx
@@ -240,7 +240,7 @@
                 <w:szCs w:val="22"/>
                 <w:color w:val="000000"/>
               </w:rPr>
-              <w:t xml:space="preserve">0.99</w:t>
+              <w:t xml:space="preserve">1.00</w:t>
             </w:r>
           </w:p>
         </w:tc>
@@ -352,7 +352,7 @@
                 <w:szCs w:val="22"/>
                 <w:color w:val="000000"/>
               </w:rPr>
-              <w:t xml:space="preserve">0.00</w:t>
+              <w:t xml:space="preserve">0.10</w:t>
             </w:r>
           </w:p>
         </w:tc>
@@ -464,7 +464,7 @@
                 <w:szCs w:val="22"/>
                 <w:color w:val="000000"/>
               </w:rPr>
-              <w:t xml:space="preserve">0.73</w:t>
+              <w:t xml:space="preserve">0.12</w:t>
             </w:r>
           </w:p>
         </w:tc>
@@ -576,119 +576,7 @@
                 <w:szCs w:val="22"/>
                 <w:color w:val="000000"/>
               </w:rPr>
-              <w:t xml:space="preserve">0.59</w:t>
-            </w:r>
-          </w:p>
-        </w:tc>
-      </w:tr>
-      <w:tr>
-        <w:trPr>
-          <w:trHeight w:val="571" w:hRule="auto"/>
-        </w:trPr>
-        body5
-        <w:tc>
-          <w:tcPr>
-            <w:tcBorders>
-              <w:bottom w:val="none" w:sz="0" w:space="0" w:color="000000"/>
-              <w:top w:val="none" w:sz="0" w:space="0" w:color="000000"/>
-              <w:left w:val="none" w:sz="0" w:space="0" w:color="000000"/>
-              <w:right w:val="none" w:sz="0" w:space="0" w:color="000000"/>
-            </w:tcBorders>
-            <w:shd w:val="clear" w:color="auto" w:fill="FFFFFF"/>
-            <w:tcMar>
-              <w:top w:w="0" w:type="dxa"/>
-              <w:bottom w:w="0" w:type="dxa"/>
-              <w:left w:w="0" w:type="dxa"/>
-              <w:right w:w="0" w:type="dxa"/>
-            </w:tcMar>
-            <w:vAlign w:val="center"/>
-          </w:tcPr>
-          <w:p>
-            <w:pPr>
-              <w:pStyle w:val="Normal"/>
-              <w:jc w:val="left"/>
-              <w:pBdr>
-                <w:bottom w:val="none" w:sz="0" w:space="0" w:color="000000"/>
-                <w:top w:val="none" w:sz="0" w:space="0" w:color="000000"/>
-                <w:left w:val="none" w:sz="0" w:space="0" w:color="000000"/>
-                <w:right w:val="none" w:sz="0" w:space="0" w:color="000000"/>
-              </w:pBdr>
-              <w:spacing w:after="100" w:before="100" w:line="240"/>
-              <w:ind w:left="100" w:right="100" w:firstLine="0" w:firstLineChars="0"/>
-              <w:rPr>
-                <w:rFonts w:ascii="Arial" w:hAnsi="Arial" w:eastAsia="Arial" w:cs="Arial"/>
-                <w:i w:val="false"/>
-                <w:b w:val="false"/>
-                <w:u w:val="none"/>
-                <w:sz w:val="22"/>
-                <w:szCs w:val="22"/>
-                <w:color w:val="000000"/>
-              </w:rPr>
-            </w:pPr>
-            <w:r>
-              <w:rPr>
-                <w:rFonts w:ascii="Arial" w:hAnsi="Arial" w:eastAsia="Arial" w:cs="Arial"/>
-                <w:i w:val="false"/>
-                <w:b w:val="false"/>
-                <w:u w:val="none"/>
-                <w:sz w:val="22"/>
-                <w:szCs w:val="22"/>
-                <w:color w:val="000000"/>
-              </w:rPr>
-              <w:t xml:space="preserve">5</w:t>
-            </w:r>
-          </w:p>
-        </w:tc>
-        <w:tc>
-          <w:tcPr>
-            <w:tcBorders>
-              <w:bottom w:val="none" w:sz="0" w:space="0" w:color="000000"/>
-              <w:top w:val="none" w:sz="0" w:space="0" w:color="000000"/>
-              <w:left w:val="none" w:sz="0" w:space="0" w:color="000000"/>
-              <w:right w:val="none" w:sz="0" w:space="0" w:color="000000"/>
-            </w:tcBorders>
-            <w:shd w:val="clear" w:color="auto" w:fill="FFFFFF"/>
-            <w:tcMar>
-              <w:top w:w="0" w:type="dxa"/>
-              <w:bottom w:w="0" w:type="dxa"/>
-              <w:left w:w="0" w:type="dxa"/>
-              <w:right w:w="0" w:type="dxa"/>
-            </w:tcMar>
-            <w:vAlign w:val="center"/>
-          </w:tcPr>
-          <w:p>
-            <w:pPr>
-              <w:pStyle w:val="Normal"/>
-              <w:jc w:val="right"/>
-              <w:pBdr>
-                <w:bottom w:val="none" w:sz="0" w:space="0" w:color="000000"/>
-                <w:top w:val="none" w:sz="0" w:space="0" w:color="000000"/>
-                <w:left w:val="none" w:sz="0" w:space="0" w:color="000000"/>
-                <w:right w:val="none" w:sz="0" w:space="0" w:color="000000"/>
-              </w:pBdr>
-              <w:spacing w:after="100" w:before="100" w:line="240"/>
-              <w:ind w:left="100" w:right="100" w:firstLine="0" w:firstLineChars="0"/>
-              <w:rPr>
-                <w:rFonts w:ascii="Arial" w:hAnsi="Arial" w:eastAsia="Arial" w:cs="Arial"/>
-                <w:i w:val="false"/>
-                <w:b w:val="false"/>
-                <w:u w:val="none"/>
-                <w:sz w:val="22"/>
-                <w:szCs w:val="22"/>
-                <w:color w:val="000000"/>
-              </w:rPr>
-            </w:pPr>
-            <w:r>
-              <w:rPr>
-                <w:rFonts w:ascii="Arial" w:hAnsi="Arial" w:eastAsia="Arial" w:cs="Arial"/>
-                <w:i w:val="false"/>
-                <w:b w:val="false"/>
-                <w:u w:val="none"/>
-                <w:sz w:val="22"/>
-                <w:szCs w:val="22"/>
-                <w:color w:val="000000"/>
-              </w:rPr>
-              <w:t xml:space="preserve">0.79</w:t>
+              <w:t xml:space="preserve">0.69</w:t>
             </w:r>
           </w:p>
         </w:tc>
@@ -697,7 +585,7 @@
         <w:trPr>
           <w:trHeight w:val="614" w:hRule="auto"/>
         </w:trPr>
-        body6
+        body5
         <w:tc>
           <w:tcPr>
             <w:tcBorders>
@@ -800,7 +688,7 @@
                 <w:szCs w:val="22"/>
                 <w:color w:val="000000"/>
               </w:rPr>
-              <w:t xml:space="preserve">0.88</w:t>
+              <w:t xml:space="preserve">0.90</w:t>
             </w:r>
           </w:p>
         </w:tc>

--- a/Report/Perch_figures/Forsmark_bayesian_p_prop_zero.docx
+++ b/Report/Perch_figures/Forsmark_bayesian_p_prop_zero.docx
@@ -464,14 +464,14 @@
                 <w:szCs w:val="22"/>
                 <w:color w:val="000000"/>
               </w:rPr>
-              <w:t xml:space="preserve">0.12</w:t>
+              <w:t xml:space="preserve">0.45</w:t>
             </w:r>
           </w:p>
         </w:tc>
       </w:tr>
       <w:tr>
         <w:trPr>
-          <w:trHeight w:val="571" w:hRule="auto"/>
+          <w:trHeight w:val="572" w:hRule="auto"/>
         </w:trPr>
         body4
         <w:tc>
@@ -576,7 +576,7 @@
                 <w:szCs w:val="22"/>
                 <w:color w:val="000000"/>
               </w:rPr>
-              <w:t xml:space="preserve">0.69</w:t>
+              <w:t xml:space="preserve">0.83</w:t>
             </w:r>
           </w:p>
         </w:tc>
@@ -688,7 +688,7 @@
                 <w:szCs w:val="22"/>
                 <w:color w:val="000000"/>
               </w:rPr>
-              <w:t xml:space="preserve">0.90</w:t>
+              <w:t xml:space="preserve">1.00</w:t>
             </w:r>
           </w:p>
         </w:tc>
